--- a/manuscript/ephaptic_crosstalk_manuscript.docx
+++ b/manuscript/ephaptic_crosstalk_manuscript.docx
@@ -23,20 +23,10 @@
         <w:pStyle w:val="FirstParagraph"/>
       </w:pPr>
       <w:r>
-        <w:rPr>
-          <w:b/>
-          <w:bCs/>
-        </w:rPr>
-        <w:t xml:space="preserve">Mina Saied Attia Rizk</w:t>
-      </w:r>
-      <w:r>
-        <w:t xml:space="preserve"> </w:t>
-      </w:r>
-      <w:r>
         <w:t xml:space="preserve">New Cairo STEM School, Cairo, Egypt</w:t>
       </w:r>
       <w:r>
-        <w:t xml:space="preserve"> </w:t>
+        <w:br/>
       </w:r>
       <w:r>
         <w:t xml:space="preserve">Corresponding author: Mina.3024031@stemnewcairo.moe.edu.eg</w:t>
@@ -6523,7 +6513,19 @@
               <w:jc w:val="right"/>
             </w:pPr>
             <w:r>
-              <w:t xml:space="preserve">τ_m at rest (ms)</w:t>
+              <w:t xml:space="preserve">τ</w:t>
+            </w:r>
+            <w:r>
+              <w:rPr>
+                <w:vertAlign w:val="subscript"/>
+              </w:rPr>
+              <w:t xml:space="preserve">m</w:t>
+            </w:r>
+            <w:r>
+              <w:t xml:space="preserve"> </w:t>
+            </w:r>
+            <w:r>
+              <w:t xml:space="preserve">at rest (ms)</w:t>
             </w:r>
           </w:p>
         </w:tc>
@@ -6559,7 +6561,19 @@
               <w:jc w:val="right"/>
             </w:pPr>
             <w:r>
-              <w:t xml:space="preserve">APD50 (ms)</w:t>
+              <w:t xml:space="preserve">APD</w:t>
+            </w:r>
+            <w:r>
+              <w:rPr>
+                <w:vertAlign w:val="subscript"/>
+              </w:rPr>
+              <w:t xml:space="preserve">50</w:t>
+            </w:r>
+            <w:r>
+              <w:t xml:space="preserve"> </w:t>
+            </w:r>
+            <w:r>
+              <w:t xml:space="preserve">(ms)</w:t>
             </w:r>
           </w:p>
         </w:tc>
@@ -7875,7 +7889,19 @@
               <w:jc w:val="left"/>
             </w:pPr>
             <w:r>
-              <w:t xml:space="preserve">NavC, τ_m8 = 1.5 ms</w:t>
+              <w:t xml:space="preserve">NavC, τ</w:t>
+            </w:r>
+            <w:r>
+              <w:rPr>
+                <w:vertAlign w:val="subscript"/>
+              </w:rPr>
+              <w:t xml:space="preserve">m8</w:t>
+            </w:r>
+            <w:r>
+              <w:t xml:space="preserve"> </w:t>
+            </w:r>
+            <w:r>
+              <w:t xml:space="preserve">= 1.5 ms</w:t>
             </w:r>
           </w:p>
         </w:tc>
@@ -7961,7 +7987,19 @@
               <w:jc w:val="left"/>
             </w:pPr>
             <w:r>
-              <w:t xml:space="preserve">NavC, τ_m8 = 1 ms</w:t>
+              <w:t xml:space="preserve">NavC, τ</w:t>
+            </w:r>
+            <w:r>
+              <w:rPr>
+                <w:vertAlign w:val="subscript"/>
+              </w:rPr>
+              <w:t xml:space="preserve">m8</w:t>
+            </w:r>
+            <w:r>
+              <w:t xml:space="preserve"> </w:t>
+            </w:r>
+            <w:r>
+              <w:t xml:space="preserve">= 1 ms</w:t>
             </w:r>
           </w:p>
         </w:tc>
@@ -8047,7 +8085,19 @@
               <w:jc w:val="left"/>
             </w:pPr>
             <w:r>
-              <w:t xml:space="preserve">NavC, τ_m8 = 0.5 ms</w:t>
+              <w:t xml:space="preserve">NavC, τ</w:t>
+            </w:r>
+            <w:r>
+              <w:rPr>
+                <w:vertAlign w:val="subscript"/>
+              </w:rPr>
+              <w:t xml:space="preserve">m8</w:t>
+            </w:r>
+            <w:r>
+              <w:t xml:space="preserve"> </w:t>
+            </w:r>
+            <w:r>
+              <w:t xml:space="preserve">= 0.5 ms</w:t>
             </w:r>
           </w:p>
         </w:tc>
@@ -8133,7 +8183,19 @@
               <w:jc w:val="left"/>
             </w:pPr>
             <w:r>
-              <w:t xml:space="preserve">NavC, τ_m8 = 0.2 ms</w:t>
+              <w:t xml:space="preserve">NavC, τ</w:t>
+            </w:r>
+            <w:r>
+              <w:rPr>
+                <w:vertAlign w:val="subscript"/>
+              </w:rPr>
+              <w:t xml:space="preserve">m8</w:t>
+            </w:r>
+            <w:r>
+              <w:t xml:space="preserve"> </w:t>
+            </w:r>
+            <w:r>
+              <w:t xml:space="preserve">= 0.2 ms</w:t>
             </w:r>
           </w:p>
         </w:tc>
@@ -8219,7 +8281,19 @@
               <w:jc w:val="left"/>
             </w:pPr>
             <w:r>
-              <w:t xml:space="preserve">NavC, τ_m8 = 0.1 ms</w:t>
+              <w:t xml:space="preserve">NavC, τ</w:t>
+            </w:r>
+            <w:r>
+              <w:rPr>
+                <w:vertAlign w:val="subscript"/>
+              </w:rPr>
+              <w:t xml:space="preserve">m8</w:t>
+            </w:r>
+            <w:r>
+              <w:t xml:space="preserve"> </w:t>
+            </w:r>
+            <w:r>
+              <w:t xml:space="preserve">= 0.1 ms</w:t>
             </w:r>
           </w:p>
         </w:tc>
@@ -8305,7 +8379,19 @@
               <w:jc w:val="left"/>
             </w:pPr>
             <w:r>
-              <w:t xml:space="preserve">NavC, τ_m8 = 0.05 ms</w:t>
+              <w:t xml:space="preserve">NavC, τ</w:t>
+            </w:r>
+            <w:r>
+              <w:rPr>
+                <w:vertAlign w:val="subscript"/>
+              </w:rPr>
+              <w:t xml:space="preserve">m8</w:t>
+            </w:r>
+            <w:r>
+              <w:t xml:space="preserve"> </w:t>
+            </w:r>
+            <w:r>
+              <w:t xml:space="preserve">= 0.05 ms</w:t>
             </w:r>
           </w:p>
         </w:tc>

--- a/manuscript/ephaptic_crosstalk_manuscript.docx
+++ b/manuscript/ephaptic_crosstalk_manuscript.docx
@@ -6599,7 +6599,7 @@
               <w:jc w:val="left"/>
             </w:pPr>
             <w:r>
-              <w:t xml:space="preserve">HH, 6.3 °C (φ = 1)</w:t>
+              <w:t xml:space="preserve">HH, 6.3 °C (Phase 1)</w:t>
             </w:r>
           </w:p>
         </w:tc>
@@ -7901,7 +7901,7 @@
               <w:t xml:space="preserve"> </w:t>
             </w:r>
             <w:r>
-              <w:t xml:space="preserve">= 1.5 ms</w:t>
+              <w:t xml:space="preserve">= 1.5 ms (Phase 2)</w:t>
             </w:r>
           </w:p>
         </w:tc>

--- a/manuscript/ephaptic_crosstalk_manuscript.docx
+++ b/manuscript/ephaptic_crosstalk_manuscript.docx
@@ -7,7 +7,7 @@
         <w:pStyle w:val="Title"/>
       </w:pPr>
       <w:r>
-        <w:t xml:space="preserve">Ephaptic coupling between myelinated Aβ and unmyelinated C-fibers in a focal nerve lesion: a converged closed-loop core-conductor analysis</w:t>
+        <w:t xml:space="preserve">Ephaptic Aβ-to-C-Fiber Crosstalk and Multi-Fiber Spatial Summation: A Closed-Loop Core-Conductor Study with Nociceptor-Realistic Channel Kinetics</w:t>
       </w:r>
     </w:p>
     <w:p>
@@ -4867,7 +4867,7 @@
         <w:t xml:space="preserve"> </w:t>
       </w:r>
       <w:r>
-        <w:t xml:space="preserve">(Section 3.4). We therefore report every multi-fiber result also in terms of the equivalent periaxonal gap</w:t>
+        <w:t xml:space="preserve">(Section 3.5). We therefore report every multi-fiber result also in terms of the equivalent periaxonal gap</w:t>
       </w:r>
       <w:r>
         <w:t xml:space="preserve"> </w:t>
@@ -5055,7 +5055,7 @@
         <w:t xml:space="preserve"> </w:t>
       </w:r>
       <w:r>
-        <w:t xml:space="preserve">alone (Section 3.4).</w:t>
+        <w:t xml:space="preserve">alone (Section 3.5).</w:t>
       </w:r>
     </w:p>
     <w:p>
@@ -6190,7 +6190,7 @@
     </w:p>
     <w:bookmarkEnd w:id="60"/>
     <w:bookmarkEnd w:id="61"/>
-    <w:bookmarkStart w:id="91" w:name="results"/>
+    <w:bookmarkStart w:id="92" w:name="results"/>
     <w:p>
       <w:pPr>
         <w:pStyle w:val="Heading2"/>
@@ -6393,7 +6393,7 @@
         <w:t xml:space="preserve"> </w:t>
       </w:r>
       <w:r>
-        <w:t xml:space="preserve">= 7.3 ms (Fig. 3c). Every kinetic variant used in Section 3.6 conducted, with conduction velocities of 0.25–1.43 m/s (Table 2). The exception is HH with standard conductances at ≥ 30 °C, which failed to conduct and was excluded.</w:t>
+        <w:t xml:space="preserve">= 7.3 ms (Fig. 3c). Every kinetic variant used in Section 3.7 conducted, with conduction velocities of 0.25–1.43 m/s (Table 2). The exception is HH with standard conductances at ≥ 30 °C, which failed to conduct and was excluded.</w:t>
       </w:r>
     </w:p>
     <w:p>
@@ -8820,13 +8820,238 @@
       </w:r>
     </w:p>
     <w:bookmarkEnd w:id="69"/>
-    <w:bookmarkStart w:id="73" w:name="anatomy-of-the-ephaptic-drive"/>
+    <w:bookmarkStart w:id="70" w:name="Xe2f58f23bd840aed7441ba50d7fbd89096d17fe"/>
     <w:p>
       <w:pPr>
         <w:pStyle w:val="Heading3"/>
       </w:pPr>
       <w:r>
-        <w:t xml:space="preserve">3.3 Anatomy of the ephaptic drive</w:t>
+        <w:t xml:space="preserve">3.3 Verification of the Aβ source waveform and of the C-fiber passive properties</w:t>
+      </w:r>
+    </w:p>
+    <w:p>
+      <w:pPr>
+        <w:pStyle w:val="FirstParagraph"/>
+      </w:pPr>
+      <w:r>
+        <w:t xml:space="preserve">Because the Aβ action potential is the source of everything that follows, its gating was checked</w:t>
+      </w:r>
+      <w:r>
+        <w:t xml:space="preserve"> </w:t>
+      </w:r>
+      <w:r>
+        <w:t xml:space="preserve">directly (Table S7; Fig. S3). In the CRRSS membrane used here, steady-state inactivation falls with</w:t>
+      </w:r>
+      <w:r>
+        <w:t xml:space="preserve"> </w:t>
+      </w:r>
+      <w:r>
+        <w:t xml:space="preserve">depolarization, from</w:t>
+      </w:r>
+      <w:r>
+        <w:t xml:space="preserve"> </w:t>
+      </w:r>
+      <w:r>
+        <w:rPr>
+          <w:i/>
+          <w:iCs/>
+        </w:rPr>
+        <w:t xml:space="preserve">h</w:t>
+      </w:r>
+      <w:r>
+        <w:rPr>
+          <w:vertAlign w:val="subscript"/>
+        </w:rPr>
+        <w:t xml:space="preserve">∞</w:t>
+      </w:r>
+      <w:r>
+        <w:t xml:space="preserve"> </w:t>
+      </w:r>
+      <w:r>
+        <w:t xml:space="preserve">= 0.750 at −80 mV to 0.289 at −70 mV and</w:t>
+      </w:r>
+      <w:r>
+        <w:t xml:space="preserve"> </w:t>
+      </w:r>
+      <w:r>
+        <w:t xml:space="preserve">0.001 at −40 mV (half-inactivation at -74 mV), while activation rises from</w:t>
+      </w:r>
+      <w:r>
+        <w:t xml:space="preserve"> </w:t>
+      </w:r>
+      <w:r>
+        <w:rPr>
+          <w:i/>
+          <w:iCs/>
+        </w:rPr>
+        <w:t xml:space="preserve">m</w:t>
+      </w:r>
+      <w:r>
+        <w:rPr>
+          <w:vertAlign w:val="subscript"/>
+        </w:rPr>
+        <w:t xml:space="preserve">∞</w:t>
+      </w:r>
+      <w:r>
+        <w:t xml:space="preserve"> </w:t>
+      </w:r>
+      <w:r>
+        <w:t xml:space="preserve">= 0.003 to 0.980 over the same range; τ</w:t>
+      </w:r>
+      <w:r>
+        <w:rPr>
+          <w:vertAlign w:val="subscript"/>
+        </w:rPr>
+        <w:t xml:space="preserve">m</w:t>
+      </w:r>
+      <w:r>
+        <w:t xml:space="preserve"> </w:t>
+      </w:r>
+      <w:r>
+        <w:t xml:space="preserve">= 12 µs and</w:t>
+      </w:r>
+      <w:r>
+        <w:t xml:space="preserve"> </w:t>
+      </w:r>
+      <w:r>
+        <w:t xml:space="preserve">τ</w:t>
+      </w:r>
+      <w:r>
+        <w:rPr>
+          <w:vertAlign w:val="subscript"/>
+        </w:rPr>
+        <w:t xml:space="preserve">h</w:t>
+      </w:r>
+      <w:r>
+        <w:t xml:space="preserve"> </w:t>
+      </w:r>
+      <w:r>
+        <w:t xml:space="preserve">= 192 µs at rest. The action potential at a node is therefore a transient: it</w:t>
+      </w:r>
+      <w:r>
+        <w:t xml:space="preserve"> </w:t>
+      </w:r>
+      <w:r>
+        <w:t xml:space="preserve">rises from -79.99 mV to +0.7 mV and returns to within 1 mV of rest</w:t>
+      </w:r>
+      <w:r>
+        <w:t xml:space="preserve"> </w:t>
+      </w:r>
+      <w:r>
+        <w:t xml:space="preserve">0.65 ms after the stimulus, ending the 5-ms run at</w:t>
+      </w:r>
+      <w:r>
+        <w:t xml:space="preserve"> </w:t>
+      </w:r>
+      <w:r>
+        <w:t xml:space="preserve">-79.99 mV. A paired-pulse protocol gives the expected refractory behaviour: a second</w:t>
+      </w:r>
+      <w:r>
+        <w:t xml:space="preserve"> </w:t>
+      </w:r>
+      <w:r>
+        <w:t xml:space="preserve">stimulus 0.50 ms after the first evokes no propagating action potential,</w:t>
+      </w:r>
+      <w:r>
+        <w:t xml:space="preserve"> </w:t>
+      </w:r>
+      <w:r>
+        <w:t xml:space="preserve">recovery begins at 0.75 ms, and by 2.0 ms the second action</w:t>
+      </w:r>
+      <w:r>
+        <w:t xml:space="preserve"> </w:t>
+      </w:r>
+      <w:r>
+        <w:t xml:space="preserve">potential matches the first in peak and velocity (Table S7).</w:t>
+      </w:r>
+    </w:p>
+    <w:p>
+      <w:pPr>
+        <w:pStyle w:val="BodyText"/>
+      </w:pPr>
+      <w:r>
+        <w:t xml:space="preserve">The C-fiber was characterized passively under the same geometry (Table S8). Measured input</w:t>
+      </w:r>
+      <w:r>
+        <w:t xml:space="preserve"> </w:t>
+      </w:r>
+      <w:r>
+        <w:t xml:space="preserve">resistance at the injection site agrees with the small-signal cable prediction</w:t>
+      </w:r>
+      <w:r>
+        <w:t xml:space="preserve"> </w:t>
+      </w:r>
+      <w:r>
+        <w:t xml:space="preserve">0.5·√(</w:t>
+      </w:r>
+      <w:r>
+        <w:rPr>
+          <w:i/>
+          <w:iCs/>
+        </w:rPr>
+        <w:t xml:space="preserve">r</w:t>
+      </w:r>
+      <w:r>
+        <w:rPr>
+          <w:vertAlign w:val="subscript"/>
+        </w:rPr>
+        <w:t xml:space="preserve">m</w:t>
+      </w:r>
+      <w:r>
+        <w:rPr>
+          <w:i/>
+          <w:iCs/>
+        </w:rPr>
+        <w:t xml:space="preserve">r</w:t>
+      </w:r>
+      <w:r>
+        <w:rPr>
+          <w:vertAlign w:val="subscript"/>
+        </w:rPr>
+        <w:t xml:space="preserve">i</w:t>
+      </w:r>
+      <w:r>
+        <w:t xml:space="preserve">) to within 0.2 % (69 MΩ for HH,</w:t>
+      </w:r>
+      <w:r>
+        <w:t xml:space="preserve"> </w:t>
+      </w:r>
+      <w:r>
+        <w:t xml:space="preserve">61 MΩ for NavC), and the rheobase of a 1-ms point injection is</w:t>
+      </w:r>
+      <w:r>
+        <w:t xml:space="preserve"> </w:t>
+      </w:r>
+      <w:r>
+        <w:t xml:space="preserve">0.16 nA and 0.70 nA respectively. The small-signal length constants</w:t>
+      </w:r>
+      <w:r>
+        <w:t xml:space="preserve"> </w:t>
+      </w:r>
+      <w:r>
+        <w:t xml:space="preserve">are 198 and 176 µm; they are shorter than the values obtained from the</w:t>
+      </w:r>
+      <w:r>
+        <w:t xml:space="preserve"> </w:t>
+      </w:r>
+      <w:r>
+        <w:t xml:space="preserve">resting chord conductance (260 and 250 µm) because the</w:t>
+      </w:r>
+      <w:r>
+        <w:t xml:space="preserve"> </w:t>
+      </w:r>
+      <w:r>
+        <w:t xml:space="preserve">slope conductance at rest is about twice the chord conductance.</w:t>
+      </w:r>
+    </w:p>
+    <w:bookmarkEnd w:id="70"/>
+    <w:bookmarkStart w:id="74" w:name="anatomy-of-the-ephaptic-drive"/>
+    <w:p>
+      <w:pPr>
+        <w:pStyle w:val="Heading3"/>
+      </w:pPr>
+      <w:r>
+        <w:t xml:space="preserve">3.4 Anatomy of the ephaptic drive</w:t>
       </w:r>
     </w:p>
     <w:p>
@@ -9000,18 +9225,18 @@
           <wp:inline>
             <wp:extent cx="5943600" cy="3812428"/>
             <wp:effectExtent b="0" l="0" r="0" t="0"/>
-            <wp:docPr descr="Fig. 4 The ephaptic drive (NavC, n = 10, production configuration). (a) Extracellular potential ue(z, t); dashed lines mark the lesion. (b) C-fiber depolarization ΔV(z, t). (c) Profiles of ΔV and −ue at the time of the peak. (d) ΔV at the peak site for n = 1, 10, 25. (e) Time course at the peak site with its half-maximum level. (f) Aβ membrane potential at the 6-mm node and the C-fiber depolarization at the same position." title="" id="71" name="Picture"/>
+            <wp:docPr descr="Fig. 4 The ephaptic drive (NavC, n = 10, production configuration). (a) Extracellular potential ue(z, t); dashed lines mark the lesion. (b) C-fiber depolarization ΔV(z, t). (c) Profiles of ΔV and −ue at the time of the peak. (d) ΔV at the peak site for n = 1, 10, 25. (e) Time course at the peak site with its half-maximum level. (f) Aβ membrane potential at the 6-mm node and the C-fiber depolarization at the same position." title="" id="72" name="Picture"/>
             <a:graphic>
               <a:graphicData uri="http://schemas.openxmlformats.org/drawingml/2006/picture">
                 <pic:pic>
                   <pic:nvPicPr>
-                    <pic:cNvPr descr="../results/figures/fig4_drive.png" id="72" name="Picture"/>
+                    <pic:cNvPr descr="../results/figures/fig4_drive.png" id="73" name="Picture"/>
                     <pic:cNvPicPr>
                       <a:picLocks noChangeArrowheads="1" noChangeAspect="1"/>
                     </pic:cNvPicPr>
                   </pic:nvPicPr>
                   <pic:blipFill>
-                    <a:blip r:embed="rId70"/>
+                    <a:blip r:embed="rId71"/>
                     <a:stretch>
                       <a:fillRect/>
                     </a:stretch>
@@ -9162,14 +9387,14 @@
         <w:t xml:space="preserve">= 1, 10, 25. (e) Time course at the peak site with its half-maximum level. (f) Aβ membrane potential at the 6-mm node and the C-fiber depolarization at the same position.</w:t>
       </w:r>
     </w:p>
-    <w:bookmarkEnd w:id="73"/>
-    <w:bookmarkStart w:id="77" w:name="X743e176060571699d22b67616899a21348f948c"/>
+    <w:bookmarkEnd w:id="74"/>
+    <w:bookmarkStart w:id="78" w:name="X743e176060571699d22b67616899a21348f948c"/>
     <w:p>
       <w:pPr>
         <w:pStyle w:val="Heading3"/>
       </w:pPr>
       <w:r>
-        <w:t xml:space="preserve">3.4 Synchronous volleys and the extracellular cross-section per fiber</w:t>
+        <w:t xml:space="preserve">3.5 Synchronous volleys and the extracellular cross-section per fiber</w:t>
       </w:r>
     </w:p>
     <w:p>
@@ -11113,7 +11338,7 @@
         <w:t xml:space="preserve"> </w:t>
       </w:r>
       <w:r>
-        <w:t xml:space="preserve">needed to evoke a propagating C-fiber AP (Section 3.5).</w:t>
+        <w:t xml:space="preserve">needed to evoke a propagating C-fiber AP (Section 3.6).</w:t>
       </w:r>
     </w:p>
     <w:p>
@@ -11312,18 +11537,18 @@
           <wp:inline>
             <wp:extent cx="5943600" cy="2002493"/>
             <wp:effectExtent b="0" l="0" r="0" t="0"/>
-            <wp:docPr descr="Fig. 5 Synchronous volleys. (a) Peak C-fiber depolarization (solid) and hyperpolarization (dotted) in the lesion vs the number of synchronous Aβ fibers n sharing the 16.4-µm2 compartment; numbers above give the equivalent periaxonal gap weq; shading: Aβ conduction fails inside the lesion. (b) Aβ conduction velocity between the 3- and 7-mm nodes. (c) Per-fiber-sleeve closure: response vs sleeve width for n = 1, 10, 100 (NavC), with the shared-compartment results plotted at weq(n) (crosses)." title="" id="75" name="Picture"/>
+            <wp:docPr descr="Fig. 5 Synchronous volleys. (a) Peak C-fiber depolarization (solid) and hyperpolarization (dotted) in the lesion vs the number of synchronous Aβ fibers n sharing the 16.4-µm2 compartment; numbers above give the equivalent periaxonal gap weq; shading: Aβ conduction fails inside the lesion. (b) Aβ conduction velocity between the 3- and 7-mm nodes. (c) Per-fiber-sleeve closure: response vs sleeve width for n = 1, 10, 100 (NavC), with the shared-compartment results plotted at weq(n) (crosses)." title="" id="76" name="Picture"/>
             <a:graphic>
               <a:graphicData uri="http://schemas.openxmlformats.org/drawingml/2006/picture">
                 <pic:pic>
                   <pic:nvPicPr>
-                    <pic:cNvPr descr="../results/figures/fig5_n_sweep.png" id="76" name="Picture"/>
+                    <pic:cNvPr descr="../results/figures/fig5_n_sweep.png" id="77" name="Picture"/>
                     <pic:cNvPicPr>
                       <a:picLocks noChangeArrowheads="1" noChangeAspect="1"/>
                     </pic:cNvPicPr>
                   </pic:nvPicPr>
                   <pic:blipFill>
-                    <a:blip r:embed="rId74"/>
+                    <a:blip r:embed="rId75"/>
                     <a:stretch>
                       <a:fillRect/>
                     </a:stretch>
@@ -11460,14 +11685,14 @@
         <w:t xml:space="preserve">) (crosses).</w:t>
       </w:r>
     </w:p>
-    <w:bookmarkEnd w:id="77"/>
-    <w:bookmarkStart w:id="81" w:name="how-far-is-the-drive-from-threshold"/>
+    <w:bookmarkEnd w:id="78"/>
+    <w:bookmarkStart w:id="82" w:name="how-far-is-the-drive-from-threshold"/>
     <w:p>
       <w:pPr>
         <w:pStyle w:val="Heading3"/>
       </w:pPr>
       <w:r>
-        <w:t xml:space="preserve">3.5 How far is the drive from threshold?</w:t>
+        <w:t xml:space="preserve">3.6 How far is the drive from threshold?</w:t>
       </w:r>
     </w:p>
     <w:p>
@@ -11614,18 +11839,18 @@
           <wp:inline>
             <wp:extent cx="5943600" cy="2353021"/>
             <wp:effectExtent b="0" l="0" r="0" t="0"/>
-            <wp:docPr descr="Fig. 6 Excitability of the C-fiber for brief, local inputs. (a) Strength–duration curves for point injection at z = 5 mm; shading marks the duration of the ephaptic depolarization. (b) Membrane potential at the injection site for a pulse 0.5 % below threshold. (c) Ephaptic safety factor α*, the gain on the recorded ue needed to evoke a propagating C-fiber AP, vs n; α* = 1 (line) would mean that the closed-loop drive itself fires the fiber." title="" id="79" name="Picture"/>
+            <wp:docPr descr="Fig. 6 Excitability of the C-fiber for brief, local inputs. (a) Strength–duration curves for point injection at z = 5 mm; shading marks the duration of the ephaptic depolarization. (b) Membrane potential at the injection site for a pulse 0.5 % below threshold. (c) Ephaptic safety factor α*, the gain on the recorded ue needed to evoke a propagating C-fiber AP, vs n; α* = 1 (line) would mean that the closed-loop drive itself fires the fiber." title="" id="80" name="Picture"/>
             <a:graphic>
               <a:graphicData uri="http://schemas.openxmlformats.org/drawingml/2006/picture">
                 <pic:pic>
                   <pic:nvPicPr>
-                    <pic:cNvPr descr="../results/figures/fig6_threshold.png" id="80" name="Picture"/>
+                    <pic:cNvPr descr="../results/figures/fig6_threshold.png" id="81" name="Picture"/>
                     <pic:cNvPicPr>
                       <a:picLocks noChangeArrowheads="1" noChangeAspect="1"/>
                     </pic:cNvPicPr>
                   </pic:nvPicPr>
                   <pic:blipFill>
-                    <a:blip r:embed="rId78"/>
+                    <a:blip r:embed="rId79"/>
                     <a:stretch>
                       <a:fillRect/>
                     </a:stretch>
@@ -11705,14 +11930,14 @@
         <w:t xml:space="preserve">; α* = 1 (line) would mean that the closed-loop drive itself fires the fiber.</w:t>
       </w:r>
     </w:p>
-    <w:bookmarkEnd w:id="81"/>
-    <w:bookmarkStart w:id="85" w:name="sensitivity-analysis-1"/>
+    <w:bookmarkEnd w:id="82"/>
+    <w:bookmarkStart w:id="86" w:name="sensitivity-analysis-1"/>
     <w:p>
       <w:pPr>
         <w:pStyle w:val="Heading3"/>
       </w:pPr>
       <w:r>
-        <w:t xml:space="preserve">3.6 Sensitivity analysis</w:t>
+        <w:t xml:space="preserve">3.7 Sensitivity analysis</w:t>
       </w:r>
     </w:p>
     <w:p>
@@ -12166,18 +12391,18 @@
           <wp:inline>
             <wp:extent cx="5943600" cy="2074329"/>
             <wp:effectExtent b="0" l="0" r="0" t="0"/>
-            <wp:docPr descr="Fig. 7 Sensitivity analysis. (a) Peak C-fiber depolarization (mV, NavC) over κ and n; hatching: Aβ conduction fails in the lesion; no C-fiber AP occurred. (b) Kinetic variants (κ = 109 m−2): peak depolarization, with red cells marking propagating C-fiber APs. (c) Peak C-fiber membrane potential in the lesion vs a uniform depolarizing bias, up to the loss of resting stability (HH) or to 3.5 A m−2 (NavC)." title="" id="83" name="Picture"/>
+            <wp:docPr descr="Fig. 7 Sensitivity analysis. (a) Peak C-fiber depolarization (mV, NavC) over κ and n; hatching: Aβ conduction fails in the lesion; no C-fiber AP occurred. (b) Kinetic variants (κ = 109 m−2): peak depolarization, with red cells marking propagating C-fiber APs. (c) Peak C-fiber membrane potential in the lesion vs a uniform depolarizing bias, up to the loss of resting stability (HH) or to 3.5 A m−2 (NavC)." title="" id="84" name="Picture"/>
             <a:graphic>
               <a:graphicData uri="http://schemas.openxmlformats.org/drawingml/2006/picture">
                 <pic:pic>
                   <pic:nvPicPr>
-                    <pic:cNvPr descr="../results/figures/fig7_sensitivity.png" id="84" name="Picture"/>
+                    <pic:cNvPr descr="../results/figures/fig7_sensitivity.png" id="85" name="Picture"/>
                     <pic:cNvPicPr>
                       <a:picLocks noChangeArrowheads="1" noChangeAspect="1"/>
                     </pic:cNvPicPr>
                   </pic:nvPicPr>
                   <pic:blipFill>
-                    <a:blip r:embed="rId82"/>
+                    <a:blip r:embed="rId83"/>
                     <a:stretch>
                       <a:fillRect/>
                     </a:stretch>
@@ -12268,14 +12493,14 @@
         <w:t xml:space="preserve">(NavC).</w:t>
       </w:r>
     </w:p>
-    <w:bookmarkEnd w:id="85"/>
-    <w:bookmarkStart w:id="89" w:name="X1eb3a92b1fd4b1a0cfde318bcf539b85becde5a"/>
+    <w:bookmarkEnd w:id="86"/>
+    <w:bookmarkStart w:id="90" w:name="X1eb3a92b1fd4b1a0cfde318bcf539b85becde5a"/>
     <w:p>
       <w:pPr>
         <w:pStyle w:val="Heading3"/>
       </w:pPr>
       <w:r>
-        <w:t xml:space="preserve">3.7 Temporal dispersion and repetitive trains</w:t>
+        <w:t xml:space="preserve">3.8 Temporal dispersion and repetitive trains</w:t>
       </w:r>
     </w:p>
     <w:p>
@@ -12500,18 +12725,18 @@
           <wp:inline>
             <wp:extent cx="5943600" cy="1917378"/>
             <wp:effectExtent b="0" l="0" r="0" t="0"/>
-            <wp:docPr descr="Fig. 8 Temporal dispersion and trains. (a) Peak C-fiber depolarization vs the width W of the onset-dispersion window (NavC; open squares: HH check at n = 25). (b) Attenuation relative to the synchronous volley. (c) Per-pulse peak depolarization in 5-pulse trains at 50–400 Hz (NavC)." title="" id="87" name="Picture"/>
+            <wp:docPr descr="Fig. 8 Temporal dispersion and trains. (a) Peak C-fiber depolarization vs the width W of the onset-dispersion window (NavC; open squares: HH check at n = 25). (b) Attenuation relative to the synchronous volley. (c) Per-pulse peak depolarization in 5-pulse trains at 50–400 Hz (NavC)." title="" id="88" name="Picture"/>
             <a:graphic>
               <a:graphicData uri="http://schemas.openxmlformats.org/drawingml/2006/picture">
                 <pic:pic>
                   <pic:nvPicPr>
-                    <pic:cNvPr descr="../results/figures/fig8_dispersion_trains.png" id="88" name="Picture"/>
+                    <pic:cNvPr descr="../results/figures/fig8_dispersion_trains.png" id="89" name="Picture"/>
                     <pic:cNvPicPr>
                       <a:picLocks noChangeArrowheads="1" noChangeAspect="1"/>
                     </pic:cNvPicPr>
                   </pic:nvPicPr>
                   <pic:blipFill>
-                    <a:blip r:embed="rId86"/>
+                    <a:blip r:embed="rId87"/>
                     <a:stretch>
                       <a:fillRect/>
                     </a:stretch>
@@ -12588,14 +12813,14 @@
         <w:t xml:space="preserve">= 25). (b) Attenuation relative to the synchronous volley. (c) Per-pulse peak depolarization in 5-pulse trains at 50–400 Hz (NavC).</w:t>
       </w:r>
     </w:p>
-    <w:bookmarkEnd w:id="89"/>
-    <w:bookmarkStart w:id="90" w:name="the-earlier-full-length-geometry"/>
+    <w:bookmarkEnd w:id="90"/>
+    <w:bookmarkStart w:id="91" w:name="the-earlier-full-length-geometry"/>
     <w:p>
       <w:pPr>
         <w:pStyle w:val="Heading3"/>
       </w:pPr>
       <w:r>
-        <w:t xml:space="preserve">3.8 The earlier full-length geometry</w:t>
+        <w:t xml:space="preserve">3.9 The earlier full-length geometry</w:t>
       </w:r>
     </w:p>
     <w:p>
@@ -12777,9 +13002,9 @@
         <w:t xml:space="preserve">) threshold crossings that the earlier version attributed to numerical instability. Propagating C-fiber APs occurred there only with the 100-nA electrode (100 nA, n = 1, omitted, A_e = 16 µm²; 100 nA, n = 25, omitted, A_e = 16 µm²; 100 nA, n = 25, omitted, A_e = 53 µm²; 100 nA, n = 25, returned, A_e = 16 µm²; 100 nA, n = 25, returned, A_e = 53 µm²), at the C-fiber conduction velocity (0.44 m/s from z = 0.29 mm); with a 2×-threshold stimulus no crossing occurred at that κ (largest interior depolarization 2.2 mV).</w:t>
       </w:r>
     </w:p>
-    <w:bookmarkEnd w:id="90"/>
     <w:bookmarkEnd w:id="91"/>
-    <w:bookmarkStart w:id="98" w:name="discussion"/>
+    <w:bookmarkEnd w:id="92"/>
+    <w:bookmarkStart w:id="99" w:name="discussion"/>
     <w:p>
       <w:pPr>
         <w:pStyle w:val="Heading2"/>
@@ -12788,7 +13013,7 @@
         <w:t xml:space="preserve">4 Discussion</w:t>
       </w:r>
     </w:p>
-    <w:bookmarkStart w:id="92" w:name="principal-findings"/>
+    <w:bookmarkStart w:id="93" w:name="principal-findings"/>
     <w:p>
       <w:pPr>
         <w:pStyle w:val="Heading3"/>
@@ -12963,8 +13188,8 @@
         <w:t xml:space="preserve">of a few tens of nanometres). The Nav1.8/Nav1.9 membrane never fired, at any speed.</w:t>
       </w:r>
     </w:p>
-    <w:bookmarkEnd w:id="92"/>
-    <w:bookmarkStart w:id="93" w:name="X6bf5ba41ea3481690b358f0fb6997fc7c544bba"/>
+    <w:bookmarkEnd w:id="93"/>
+    <w:bookmarkStart w:id="94" w:name="X6bf5ba41ea3481690b358f0fb6997fc7c544bba"/>
     <w:p>
       <w:pPr>
         <w:pStyle w:val="Heading3"/>
@@ -13080,7 +13305,7 @@
         <w:t xml:space="preserve"> </w:t>
       </w:r>
       <w:r>
-        <w:t xml:space="preserve">vanishes outside the lesion, its integral along the fiber is exactly zero. The C-fiber’s passive length constant at rest (260 µm for HH, 250 µm for NavC) is several times longer than this region. The depolarized patch is therefore shunted electrotonically by the surrounding membrane and axoplasm within a fraction of the membrane time constant, before Na</w:t>
+        <w:t xml:space="preserve">vanishes outside the lesion, its integral along the fiber is exactly zero. The C-fiber’s passive length constant at rest (198 µm for HH, 176 µm for NavC) is several times longer than this region. The depolarized patch is therefore shunted electrotonically by the surrounding membrane and axoplasm within a fraction of the membrane time constant, before Na</w:t>
       </w:r>
       <w:r>
         <w:rPr>
@@ -13127,8 +13352,8 @@
         <w:t xml:space="preserve">channels before it is shunted. Scaling the conductances alone, or the rates alone, was not sufficient. Speed is not sufficient either: the time-compressed Nav1.8/1.9 membrane never fired, because its activation is half-maximal at −25 mV, about 42 mV above rest, so the drive does not reach the voltage range where the current becomes regenerative however fast the membrane is. Two properties therefore have to coincide: a membrane fast enough to respond within ~0.1 ms, and an activation range close enough to rest. Neither is well constrained for human nociceptor axons at body temperature. The time-compressed HH variants that fired conduct at 0.9–1.43 m/s, within the range reported for mammalian C-fibers, whereas the NavC variants, whose activation range is closer to that of nociceptor TTX-resistant currents, did not fire at any speed tested. A test of the present conclusion with detailed, temperature-appropriate C-fiber models (Tigerholm et al., 2014; Sundt et al., 2015; Pelot et al., 2021) is therefore the most important next step.</w:t>
       </w:r>
     </w:p>
-    <w:bookmarkEnd w:id="93"/>
-    <w:bookmarkStart w:id="94" w:name="what-limits-multi-fiber-summation"/>
+    <w:bookmarkEnd w:id="94"/>
+    <w:bookmarkStart w:id="95" w:name="what-limits-multi-fiber-summation"/>
     <w:p>
       <w:pPr>
         <w:pStyle w:val="Heading3"/>
@@ -13221,8 +13446,8 @@
         <w:t xml:space="preserve">at all. It was set by the sleeve width: the largest depolarization reached with the Aβ action potential still conducting was 15.6 mV, at a sleeve 30 nm wide around every active fiber over millimetres, and tighter sleeves blocked the Aβ source.</w:t>
       </w:r>
     </w:p>
-    <w:bookmarkEnd w:id="94"/>
-    <w:bookmarkStart w:id="95" w:name="synchrony-and-repetition"/>
+    <w:bookmarkEnd w:id="95"/>
+    <w:bookmarkStart w:id="96" w:name="synchrony-and-repetition"/>
     <w:p>
       <w:pPr>
         <w:pStyle w:val="Heading3"/>
@@ -13252,11 +13477,11 @@
         <w:t xml:space="preserve"> </w:t>
       </w:r>
       <w:r>
-        <w:t xml:space="preserve">= 25, and 1.5 ms removed 95 %. Natural tactile volleys arriving over millimetres of nerve after conduction over centimetres are unlikely to be that synchronous. Repetitive trains did not build up the response, because the C-fiber returns to rest between pulses and the extracellular compartment has no memory on the millisecond scale. The delayed spike that the earlier version recorded during a 100-Hz train was launched at a 100-nA electrode inside the compartment (Section 3.8).</w:t>
+        <w:t xml:space="preserve">= 25, and 1.5 ms removed 95 %. Natural tactile volleys arriving over millimetres of nerve after conduction over centimetres are unlikely to be that synchronous. Repetitive trains did not build up the response, because the C-fiber returns to rest between pulses and the extracellular compartment has no memory on the millisecond scale. The delayed spike that the earlier version recorded during a 100-Hz train was launched at a 100-nA electrode inside the compartment (Section 3.9).</w:t>
       </w:r>
     </w:p>
-    <w:bookmarkEnd w:id="95"/>
-    <w:bookmarkStart w:id="96" w:name="limitations"/>
+    <w:bookmarkEnd w:id="96"/>
+    <w:bookmarkStart w:id="97" w:name="limitations"/>
     <w:p>
       <w:pPr>
         <w:pStyle w:val="Heading3"/>
@@ -13267,7 +13492,6 @@
     </w:p>
     <w:p>
       <w:pPr>
-        <w:pStyle w:val="Compact"/>
         <w:numPr>
           <w:ilvl w:val="0"/>
           <w:numId w:val="1006"/>
@@ -13289,7 +13513,6 @@
     </w:p>
     <w:p>
       <w:pPr>
-        <w:pStyle w:val="Compact"/>
         <w:numPr>
           <w:ilvl w:val="0"/>
           <w:numId w:val="1006"/>
@@ -13311,7 +13534,6 @@
     </w:p>
     <w:p>
       <w:pPr>
-        <w:pStyle w:val="Compact"/>
         <w:numPr>
           <w:ilvl w:val="0"/>
           <w:numId w:val="1006"/>
@@ -13333,7 +13555,6 @@
     </w:p>
     <w:p>
       <w:pPr>
-        <w:pStyle w:val="Compact"/>
         <w:numPr>
           <w:ilvl w:val="0"/>
           <w:numId w:val="1006"/>
@@ -13364,10 +13585,75 @@
       <w:r>
         <w:t xml:space="preserve">subtypes of nociceptor axons. As Section 4.2 shows, the conclusions depend on the speed of the C-fiber membrane and on how close its activation range lies to rest.</w:t>
       </w:r>
+      <w:r>
+        <w:t xml:space="preserve"> </w:t>
+      </w:r>
+      <w:r>
+        <w:t xml:space="preserve">The geometry assumed here is pathological, not normal. A normal Remak bundle is a group of</w:t>
+      </w:r>
+      <w:r>
+        <w:t xml:space="preserve"> </w:t>
+      </w:r>
+      <w:r>
+        <w:t xml:space="preserve">unmyelinated axons held by a non-myelinating Schwann cell, usually with Schwann-cell processes</w:t>
+      </w:r>
+      <w:r>
+        <w:t xml:space="preserve"> </w:t>
+      </w:r>
+      <w:r>
+        <w:t xml:space="preserve">between the axons, and a large myelinated Aβ fiber is not ordinarily part of it (Murinson &amp; Griffin,</w:t>
+      </w:r>
+      <w:r>
+        <w:t xml:space="preserve"> </w:t>
+      </w:r>
+      <w:r>
+        <w:t xml:space="preserve">2004); in intact nerve, Schwann-cell cytoplasm and basal lamina separate an Aβ internode from</w:t>
+      </w:r>
+      <w:r>
+        <w:t xml:space="preserve"> </w:t>
+      </w:r>
+      <w:r>
+        <w:t xml:space="preserve">neighbouring C-fibers. The configuration modelled here therefore presupposes a specific pathological</w:t>
+      </w:r>
+      <w:r>
+        <w:t xml:space="preserve"> </w:t>
+      </w:r>
+      <w:r>
+        <w:t xml:space="preserve">change: loss of myelin over a stretch of an Aβ fiber together with retraction or loss of the</w:t>
+      </w:r>
+      <w:r>
+        <w:t xml:space="preserve"> </w:t>
+      </w:r>
+      <w:r>
+        <w:t xml:space="preserve">intervening Schwann-cell processes, so that an exposed Aβ axolemma and a C-fiber axolemma come to</w:t>
+      </w:r>
+      <w:r>
+        <w:t xml:space="preserve"> </w:t>
+      </w:r>
+      <w:r>
+        <w:t xml:space="preserve">share one restricted extracellular space over millimetres. That is the configuration in which</w:t>
+      </w:r>
+      <w:r>
+        <w:t xml:space="preserve"> </w:t>
+      </w:r>
+      <w:r>
+        <w:t xml:space="preserve">ephaptic cross-excitation has been reported experimentally in damaged nerve and in dysmyelinated</w:t>
+      </w:r>
+      <w:r>
+        <w:t xml:space="preserve"> </w:t>
+      </w:r>
+      <w:r>
+        <w:t xml:space="preserve">roots (Rasminsky, 1980; Seltzer &amp; Devor, 1979). Our results say what such a configuration would have</w:t>
+      </w:r>
+      <w:r>
+        <w:t xml:space="preserve"> </w:t>
+      </w:r>
+      <w:r>
+        <w:t xml:space="preserve">to achieve electrically, not how often it occurs.</w:t>
+      </w:r>
     </w:p>
     <w:p>
       <w:pPr>
-        <w:pStyle w:val="Compact"/>
         <w:numPr>
           <w:ilvl w:val="0"/>
           <w:numId w:val="1006"/>
@@ -13387,8 +13673,8 @@
         <w:t xml:space="preserve">Fibers are identical and synchronous or uniformly dispersed. The test C-fiber is a single fiber, and Remak bundling of C-fibers (Murinson &amp; Griffin, 2004) is not represented.</w:t>
       </w:r>
     </w:p>
-    <w:bookmarkEnd w:id="96"/>
-    <w:bookmarkStart w:id="97" w:name="implications"/>
+    <w:bookmarkEnd w:id="97"/>
+    <w:bookmarkStart w:id="98" w:name="implications"/>
     <w:p>
       <w:pPr>
         <w:pStyle w:val="Heading3"/>
@@ -13405,9 +13691,9 @@
         <w:t xml:space="preserve">Within these limits, the model argues against direct ephaptic excitation of C-fibers by Aβ volleys as a stand-alone mechanism of dynamic mechanical allodynia. The coupling is real and grows with confinement and synchrony, but the conditions under which it reaches threshold are narrow. They require very tight extracellular confinement sustained over millimetres, sub-millisecond synchrony and a C-fiber membrane that is both fast and activated close to rest, and the confinement that strengthens the drive also blocks the driving Aβ fibers. Subthreshold ephaptic depolarizations of a few to tens of millivolts could still modulate C-fiber excitability, for example by interacting with ectopic pacemaker activity at injury sites. Experimental tests would need to show ephaptic Aβ→C excitation at physiological stimulus strengths, with electrode artifacts and chemically mediated cross-excitation (Amir &amp; Devor, 1996) excluded.</w:t>
       </w:r>
     </w:p>
-    <w:bookmarkEnd w:id="97"/>
     <w:bookmarkEnd w:id="98"/>
-    <w:bookmarkStart w:id="99" w:name="conclusion"/>
+    <w:bookmarkEnd w:id="99"/>
+    <w:bookmarkStart w:id="100" w:name="conclusion"/>
     <w:p>
       <w:pPr>
         <w:pStyle w:val="Heading2"/>
@@ -13436,8 +13722,8 @@
         <w:t xml:space="preserve">current develops. With classical or Nav1.8/Nav1.9 membranes, no C-fiber action potential occurred over the explored ranges of fiber number, extracellular leak, lesion length, stimulus strength, train frequency and sensitizing bias. Excitation required a combination of extreme confinement, sub-millisecond synchrony and a C-fiber membrane that is both fast and activated close to rest; the Nav1.8/Nav1.9 membrane did not fire at any speed tested. Ephaptic Aβ→C coupling is therefore better viewed as a subthreshold modulator than as a stand-alone trigger of nociceptor firing. The decisive open properties are the speed and the activation range of real C-fiber membranes at body temperature.</w:t>
       </w:r>
     </w:p>
-    <w:bookmarkEnd w:id="99"/>
-    <w:bookmarkStart w:id="100" w:name="declarations"/>
+    <w:bookmarkEnd w:id="100"/>
+    <w:bookmarkStart w:id="101" w:name="declarations"/>
     <w:p>
       <w:pPr>
         <w:pStyle w:val="Heading2"/>
@@ -13587,7 +13873,37 @@
         <w:t xml:space="preserve"> </w:t>
       </w:r>
       <w:r>
-        <w:t xml:space="preserve">runs the tests. The code is written in Python 3.11 with NumPy 1.26.4, SciPy 1.13.0, pandas and Matplotlib 3.8.4.</w:t>
+        <w:t xml:space="preserve">runs the tests. The code is written in Python 3.11 (RRID:SCR_008394) with NumPy 1.26.4 (RRID:SCR_008633), SciPy 1.13.0 (RRID:SCR_008058), pandas 2.2.2 (RRID:SCR_018214) and Matplotlib 3.8.4 (RRID:SCR_008624). The banded solves use the LAPACK routines</w:t>
+      </w:r>
+      <w:r>
+        <w:t xml:space="preserve"> </w:t>
+      </w:r>
+      <w:r>
+        <w:rPr>
+          <w:rStyle w:val="VerbatimChar"/>
+        </w:rPr>
+        <w:t xml:space="preserve">dgbtrf</w:t>
+      </w:r>
+      <w:r>
+        <w:t xml:space="preserve"> </w:t>
+      </w:r>
+      <w:r>
+        <w:t xml:space="preserve">and</w:t>
+      </w:r>
+      <w:r>
+        <w:t xml:space="preserve"> </w:t>
+      </w:r>
+      <w:r>
+        <w:rPr>
+          <w:rStyle w:val="VerbatimChar"/>
+        </w:rPr>
+        <w:t xml:space="preserve">dgbtrs</w:t>
+      </w:r>
+      <w:r>
+        <w:t xml:space="preserve"> </w:t>
+      </w:r>
+      <w:r>
+        <w:t xml:space="preserve">through SciPy. No biological resources were used in this study.</w:t>
       </w:r>
     </w:p>
     <w:p>
@@ -13626,8 +13942,8 @@
         <w:t xml:space="preserve">Mina Saied Attia Rizk: conceptualization, methodology, software, validation, formal analysis, investigation, data curation, writing (original draft, review and editing), visualization.</w:t>
       </w:r>
     </w:p>
-    <w:bookmarkEnd w:id="100"/>
-    <w:bookmarkStart w:id="101" w:name="references"/>
+    <w:bookmarkEnd w:id="101"/>
+    <w:bookmarkStart w:id="102" w:name="references"/>
     <w:p>
       <w:pPr>
         <w:pStyle w:val="Heading2"/>
@@ -14269,7 +14585,7 @@
         <w:t xml:space="preserve">, 111(9), 1721–1735. https://doi.org/10.1152/jn.00777.2012</w:t>
       </w:r>
     </w:p>
-    <w:bookmarkEnd w:id="101"/>
+    <w:bookmarkEnd w:id="102"/>
     <w:sectPr>
       <w:footerReference r:id="rId41" w:type="default"/>
       <w:pgSz w:h="15840" w:w="12240"/>

--- a/manuscript/ephaptic_crosstalk_manuscript.docx
+++ b/manuscript/ephaptic_crosstalk_manuscript.docx
@@ -5659,7 +5659,7 @@
         <w:t xml:space="preserve"> </w:t>
       </w:r>
       <w:r>
-        <w:t xml:space="preserve">and in Δz (Table S5). Because the cost of a step grows with</w:t>
+        <w:t xml:space="preserve">and in Δz (Table S7). Because the cost of a step grows with</w:t>
       </w:r>
       <w:r>
         <w:t xml:space="preserve"> </w:t>
@@ -8840,7 +8840,7 @@
         <w:t xml:space="preserve"> </w:t>
       </w:r>
       <w:r>
-        <w:t xml:space="preserve">directly (Table S7; Fig. S3). In the CRRSS membrane used here, steady-state inactivation falls with</w:t>
+        <w:t xml:space="preserve">directly (Table S3; Fig. S1). In the CRRSS membrane used here, steady-state inactivation falls with</w:t>
       </w:r>
       <w:r>
         <w:t xml:space="preserve"> </w:t>
@@ -8962,7 +8962,7 @@
         <w:t xml:space="preserve"> </w:t>
       </w:r>
       <w:r>
-        <w:t xml:space="preserve">potential matches the first in peak and velocity (Table S7).</w:t>
+        <w:t xml:space="preserve">potential matches the first in peak and velocity (Table S3).</w:t>
       </w:r>
     </w:p>
     <w:p>
@@ -8970,7 +8970,7 @@
         <w:pStyle w:val="BodyText"/>
       </w:pPr>
       <w:r>
-        <w:t xml:space="preserve">The C-fiber was characterized passively under the same geometry (Table S8). Measured input</w:t>
+        <w:t xml:space="preserve">The C-fiber was characterized passively under the same geometry (Table S4). Measured input</w:t>
       </w:r>
       <w:r>
         <w:t xml:space="preserve"> </w:t>
@@ -11700,7 +11700,7 @@
         <w:pStyle w:val="FirstParagraph"/>
       </w:pPr>
       <w:r>
-        <w:t xml:space="preserve">A fixed voltage threshold does not apply to this drive. For point current injections into the isolated C-fiber (Fig. 6a, b; Table S3), the membrane potential reached by a pulse just below threshold depended strongly on the pulse duration. A 20-ms pulse fired the NavC fiber from about -31 mV, whereas a 0.1-ms pulse, the duration of the ephaptic transient, could take the injection site to 39 mV without firing (HH: -53 and -30 mV). Brief local depolarizations far above the nominal</w:t>
+        <w:t xml:space="preserve">A fixed voltage threshold does not apply to this drive. For point current injections into the isolated C-fiber (Fig. 6a, b; Table S5), the membrane potential reached by a pulse just below threshold depended strongly on the pulse duration. A 20-ms pulse fired the NavC fiber from about -31 mV, whereas a 0.1-ms pulse, the duration of the ephaptic transient, could take the injection site to 39 mV without firing (HH: -53 and -30 mV). Brief local depolarizations far above the nominal</w:t>
       </w:r>
       <w:r>
         <w:t xml:space="preserve"> </w:t>
@@ -12284,7 +12284,7 @@
         <w:t xml:space="preserve"> </w:t>
       </w:r>
       <w:r>
-        <w:t xml:space="preserve">A uniform depolarizing bias moves the C-fiber towards threshold (Fig. 7c; Table S4). The HH resting state lost stability between 0.095 and 0.1 A m</w:t>
+        <w:t xml:space="preserve">A uniform depolarizing bias moves the C-fiber towards threshold (Fig. 7c; Table S6). The HH resting state lost stability between 0.095 and 0.1 A m</w:t>
       </w:r>
       <w:r>
         <w:rPr>
@@ -12363,7 +12363,7 @@
         <w:t xml:space="preserve"> </w:t>
       </w:r>
       <w:r>
-        <w:t xml:space="preserve">Lesions of 1–7 mm and Aβ stimuli of 1.2–20 × threshold produced no C-fiber AP (largest depolarizations 26.9 and 21.3 mV; Fig. S2). For</w:t>
+        <w:t xml:space="preserve">Lesions of 1–7 mm and Aβ stimuli of 1.2–20 × threshold produced no C-fiber AP (largest depolarizations 26.9 and 21.3 mV; Fig. S3). For</w:t>
       </w:r>
       <w:r>
         <w:t xml:space="preserve"> </w:t>
@@ -12636,7 +12636,7 @@
         <w:t xml:space="preserve"> </w:t>
       </w:r>
       <w:r>
-        <w:t xml:space="preserve">= 81 (1.4 % apart), because too few phases leave the groups temporally resolved; the production values use the converged spacing (Table S5). At</w:t>
+        <w:t xml:space="preserve">= 81 (1.4 % apart), because too few phases leave the groups temporally resolved; the production values use the converged spacing (Table S7). At</w:t>
       </w:r>
       <w:r>
         <w:t xml:space="preserve"> </w:t>
@@ -12828,7 +12828,7 @@
         <w:pStyle w:val="FirstParagraph"/>
       </w:pPr>
       <w:r>
-        <w:t xml:space="preserve">To relate these results to the earlier version of this study, we repeated the synchronous sweep with the shared compartment spanning the whole cable, so that the Aβ electrode lies inside it (Fig. S1; Table S6). Two treatments of the electrode current were compared: returning it through the compartment, as the production model does, and omitting it from the extracellular source, as the earlier version did.</w:t>
+        <w:t xml:space="preserve">To relate these results to the earlier version of this study, we repeated the synchronous sweep with the shared compartment spanning the whole cable, so that the Aβ electrode lies inside it (Fig. S2; Table S8). Two treatments of the electrode current were compared: returning it through the compartment, as the production model does, and omitting it from the extracellular source, as the earlier version did.</w:t>
       </w:r>
     </w:p>
     <w:p>

--- a/manuscript/ephaptic_crosstalk_manuscript.docx
+++ b/manuscript/ephaptic_crosstalk_manuscript.docx
@@ -31,6 +31,12 @@
       <w:r>
         <w:t xml:space="preserve">Corresponding author: Mina.3024031@stemnewcairo.moe.edu.eg</w:t>
       </w:r>
+      <w:r>
+        <w:br/>
+      </w:r>
+      <w:r>
+        <w:t xml:space="preserve">ORCID: [author to insert ORCID iD before submission]</w:t>
+      </w:r>
     </w:p>
     <w:p>
       <w:pPr>
@@ -98,7 +104,7 @@
         <w:pStyle w:val="BodyText"/>
       </w:pPr>
       <w:r>
-        <w:t xml:space="preserve">Here we address these questions with a closed-loop core-conductor model of a CRRSS Aβ fiber and a C-fiber that share a restricted extracellular compartment along a focal lesion. The C-fiber has either classical Hodgkin–Huxley kinetics (Phase 1) or a phenomenological Nav1.8/Nav1.9 membrane (Phase 2), within otherwise identical models. An earlier version of this work reported saturating multi-fiber summation and a fixed Nav1.8 voltage threshold. Both findings arose from a lagged coupling scheme whose time-step error grows with the number of fibers, and from a stimulation site placed inside the extracellular compartment. We therefore solve the coupled system monolithically and verify convergence for every endpoint. We place the Aβ stimulus outside the lesion, characterize the C-fiber’s excitability for brief inputs directly rather than through a nominal voltage threshold, and map the outcome over the number of synchronous fibers (equivalently, the extracellular cross-section per fiber), the extracellular leak, the lesion length, stimulus strength, temporal dispersion, repetitive trains, sensitizing bias currents and the speed of C-fiber kinetics.</w:t>
+        <w:t xml:space="preserve">Here we address these questions with a closed-loop core-conductor model of a CRRSS Aβ fiber and a C-fiber that share a restricted extracellular compartment along a focal lesion. The C-fiber has either classical Hodgkin–Huxley kinetics (Phase 1) or a phenomenological Nav1.8/Nav1.9 membrane (Phase 2), within otherwise identical models. Two features of the problem make it easy to get wrong numerically, and we treat both explicitly. A coupling scheme that evaluates the extracellular potential from the previous time step has an error that grows with the number of fibers, so an apparent saturation of multi-fiber summation can be produced by the discretization alone; we therefore solve the coupled system monolithically and verify convergence for every endpoint. And a stimulating electrode placed inside the restricted compartment drives it far outside the physiological range, so we place the Aβ stimulus outside the lesion and report what happens when it is not. We place the Aβ stimulus outside the lesion, characterize the C-fiber’s excitability for brief inputs directly rather than through a nominal voltage threshold, and map the outcome over the number of synchronous fibers (equivalently, the extracellular cross-section per fiber), the extracellular leak, the lesion length, stimulus strength, temporal dispersion, repetitive trains, sensitizing bias currents and the speed of C-fiber kinetics.</w:t>
       </w:r>
     </w:p>
     <w:bookmarkEnd w:id="50"/>
@@ -4321,7 +4327,7 @@
               <w:jc w:val="right"/>
             </w:pPr>
             <w:r>
-              <w:t xml:space="preserve">phenomenological, calibrated in the earlier version</w:t>
+              <w:t xml:space="preserve">phenomenological, calibrated (Section 2.3); varied over five decades</w:t>
             </w:r>
           </w:p>
         </w:tc>
@@ -4625,7 +4631,7 @@
         <w:t xml:space="preserve">2</w:t>
       </w:r>
       <w:r>
-        <w:t xml:space="preserve">. This is the value used in the earlier version of this study for a fiber pair: a circle circumscribing both fibers, widened by 20 nm, minus the two fiber cross-sections. Spread uniformly around one Aβ fiber, 16.4 µm</w:t>
+        <w:t xml:space="preserve">. This is the cross-section of a fiber pair whose surrounding space is a circle circumscribing both fibers, widened by 20 nm, minus the two fiber cross-sections. Spread uniformly around one Aβ fiber, 16.4 µm</w:t>
       </w:r>
       <w:r>
         <w:rPr>
@@ -5099,7 +5105,7 @@
         <w:t xml:space="preserve"> </w:t>
       </w:r>
       <w:r>
-        <w:t xml:space="preserve">= 31.6 µm) is the value of the earlier version, where it was chosen so that a single-pair response was a few millivolts; we disclose this calibration and vary κ over five decades (10</w:t>
+        <w:t xml:space="preserve">= 31.6 µm) is a calibration rather than a measurement: it is the value at which a single fiber pair produces a response of a few millivolts, which is the regime this study is about. Because that is a choice and not a datum, no conclusion is drawn from it alone, and κ is varied over five decades (10</w:t>
       </w:r>
       <w:r>
         <w:rPr>
@@ -5289,7 +5295,7 @@
         <w:pStyle w:val="BodyText"/>
       </w:pPr>
       <w:r>
-        <w:t xml:space="preserve">The earlier version of this study computed</w:t>
+        <w:t xml:space="preserve">A cheaper and widely used alternative is to compute</w:t>
       </w:r>
       <w:r>
         <w:t xml:space="preserve"> </w:t>
@@ -5311,7 +5317,7 @@
         <w:t xml:space="preserve"> </w:t>
       </w:r>
       <w:r>
-        <w:t xml:space="preserve">from the membrane potentials of the previous step and fed ∂</w:t>
+        <w:t xml:space="preserve">from the membrane potentials of the previous step and feed ∂</w:t>
       </w:r>
       <w:r>
         <w:rPr>
@@ -5345,7 +5351,7 @@
         <w:t xml:space="preserve"> </w:t>
       </w:r>
       <w:r>
-        <w:t xml:space="preserve">back explicitly. Because the explicit term cancels a fraction</w:t>
+        <w:t xml:space="preserve">back explicitly, which keeps the two cables independent and tridiagonal. Because the explicit term cancels a fraction</w:t>
       </w:r>
       <w:r>
         <w:t xml:space="preserve"> </w:t>
@@ -5461,7 +5467,7 @@
         <w:t xml:space="preserve">n</w:t>
       </w:r>
       <w:r>
-        <w:t xml:space="preserve">. We reproduce that scheme in the code (</w:t>
+        <w:t xml:space="preserve">. We implement that scheme as well (</w:t>
       </w:r>
       <w:r>
         <w:rPr>
@@ -5470,7 +5476,23 @@
         <w:t xml:space="preserve">run_lagged</w:t>
       </w:r>
       <w:r>
-        <w:t xml:space="preserve">) only to document its error (Section 3.1).</w:t>
+        <w:t xml:space="preserve">) and quantify its error against the monolithic solution (Section 3.1), because the error is invisible at</w:t>
+      </w:r>
+      <w:r>
+        <w:t xml:space="preserve"> </w:t>
+      </w:r>
+      <w:r>
+        <w:rPr>
+          <w:i/>
+          <w:iCs/>
+        </w:rPr>
+        <w:t xml:space="preserve">n</w:t>
+      </w:r>
+      <w:r>
+        <w:t xml:space="preserve"> </w:t>
+      </w:r>
+      <w:r>
+        <w:t xml:space="preserve">= 1, where the two schemes agree, and appears only as fibers are added.</w:t>
       </w:r>
     </w:p>
     <w:bookmarkEnd w:id="57"/>
@@ -6213,7 +6235,55 @@
         <w:pStyle w:val="FirstParagraph"/>
       </w:pPr>
       <w:r>
-        <w:t xml:space="preserve">The earlier lagged scheme underestimated the multi-fiber response, and its error grew with the number of fibers (Fig. 2a; Table S1). In the earlier full-length geometry and parameters, the n = 25 response was 6.10 mV at the earlier production step (Δt = 2.5 µs) and rose to 15.41 mV at Δt = 0.125 µs. The monolithic scheme gives 15.42 mV already at Δt = 2.5 µs and 15.47 mV at 0.125 µs. At n = 50 the two schemes differ by more than a factor of three at Δt = 2.5 µs (6.28 vs 21.44 mV). Over Δt = 5–0.125 µs the monolithic responses change by at most 2.4 % for n = 1–50. The apparent saturation of the earlier version was therefore the shape of the time-step error.</w:t>
+        <w:t xml:space="preserve">The lagged scheme underestimates the multi-fiber response, and its error grows with the number of fibers (Fig. 2a; Table S1). In the extended-compartment configuration of Section 3.9, the</w:t>
+      </w:r>
+      <w:r>
+        <w:t xml:space="preserve"> </w:t>
+      </w:r>
+      <w:r>
+        <w:rPr>
+          <w:i/>
+          <w:iCs/>
+        </w:rPr>
+        <w:t xml:space="preserve">n</w:t>
+      </w:r>
+      <w:r>
+        <w:t xml:space="preserve"> </w:t>
+      </w:r>
+      <w:r>
+        <w:t xml:space="preserve">= 25 response is 6.10 mV at Δt = 2.5 µs and rises to 15.41 mV at Δt = 0.125 µs. The monolithic scheme gives 15.42 mV already at Δt = 2.5 µs and 15.47 mV at 0.125 µs. At</w:t>
+      </w:r>
+      <w:r>
+        <w:t xml:space="preserve"> </w:t>
+      </w:r>
+      <w:r>
+        <w:rPr>
+          <w:i/>
+          <w:iCs/>
+        </w:rPr>
+        <w:t xml:space="preserve">n</w:t>
+      </w:r>
+      <w:r>
+        <w:t xml:space="preserve"> </w:t>
+      </w:r>
+      <w:r>
+        <w:t xml:space="preserve">= 50 the two schemes differ by more than a factor of three at Δt = 2.5 µs (6.28 vs 21.44 mV). Over Δt = 5–0.125 µs the monolithic responses change by at most 2.4 % for</w:t>
+      </w:r>
+      <w:r>
+        <w:t xml:space="preserve"> </w:t>
+      </w:r>
+      <w:r>
+        <w:rPr>
+          <w:i/>
+          <w:iCs/>
+        </w:rPr>
+        <w:t xml:space="preserve">n</w:t>
+      </w:r>
+      <w:r>
+        <w:t xml:space="preserve"> </w:t>
+      </w:r>
+      <w:r>
+        <w:t xml:space="preserve">= 1–50. A multi-fiber response computed with the lagged scheme at a step of a few microseconds therefore appears to saturate, and the apparent saturation is the shape of the time-step error rather than a property of the model.</w:t>
       </w:r>
     </w:p>
     <w:p>
@@ -6281,7 +6351,7 @@
           <wp:inline>
             <wp:extent cx="5943600" cy="1918363"/>
             <wp:effectExtent b="0" l="0" r="0" t="0"/>
-            <wp:docPr descr="Fig. 2 Numerical verification. (a) Earlier full-length geometry and parameters: C-fiber depolarization vs time step for the lagged coupling scheme of the earlier version (dashed) and the monolithic scheme (solid); the lagged error grows with n. (b, c) Production configuration: deviation of the peak C-fiber depolarization from the finest time step (b) and grid (c) for n = 1, 10, 25, 50 (solid: NavC; dotted: HH); dashed lines mark the production values." title="" id="63" name="Picture"/>
+            <wp:docPr descr="Fig. 2 Numerical verification. (a) Extended-compartment configuration: C-fiber depolarization vs time step for the lagged coupling scheme (dashed) and the monolithic scheme (solid); the lagged error grows with n. (b, c) Production configuration: deviation of the peak C-fiber depolarization from the finest time step (b) and grid (c) for n = 1, 10, 25, 50 (solid: NavC; dotted: HH); dashed lines mark the production values." title="" id="63" name="Picture"/>
             <a:graphic>
               <a:graphicData uri="http://schemas.openxmlformats.org/drawingml/2006/picture">
                 <pic:pic>
@@ -6334,7 +6404,7 @@
         <w:t xml:space="preserve"> </w:t>
       </w:r>
       <w:r>
-        <w:t xml:space="preserve">Numerical verification. (a) Earlier full-length geometry and parameters: C-fiber depolarization vs time step for the lagged coupling scheme of the earlier version (dashed) and the monolithic scheme (solid); the lagged error grows with</w:t>
+        <w:t xml:space="preserve">Numerical verification. (a) Extended-compartment configuration: C-fiber depolarization vs time step for the lagged coupling scheme (dashed) and the monolithic scheme (solid); the lagged error grows with</w:t>
       </w:r>
       <w:r>
         <w:t xml:space="preserve"> </w:t>
@@ -6381,7 +6451,7 @@
         <w:pStyle w:val="FirstParagraph"/>
       </w:pPr>
       <w:r>
-        <w:t xml:space="preserve">The isolated Aβ fiber had a stimulation threshold of 1.51 nA (0.2 ms pulse at node 0). With the 2×-threshold stimulus used throughout (3.02 nA), it conducted saltatorily at 40.4 m/s with an AP excursion of 80.8 mV at z = 4 mm (Fig. 3a); node 0 peaked at +14.4 mV. For comparison, the 100-nA stimulus of the earlier version drove node 0 of the uncoupled fiber to +786 mV. Directly stimulated, the HH C-fiber rested at -65.00 mV and conducted at 0.45 m/s with an AP peak of 38.0 mV (Fig. 3b). The NavC C-fiber rested at -66.82 mV and conducted at 0.25 m/s, with an AP peak of 37.7 mV and APD</w:t>
+        <w:t xml:space="preserve">The isolated Aβ fiber had a stimulation threshold of 1.51 nA (0.2 ms pulse at node 0). With the 2×-threshold stimulus used throughout (3.02 nA), it conducted saltatorily at 40.4 m/s with an AP excursion of 80.8 mV at z = 4 mm (Fig. 3a); node 0 peaked at +14.4 mV. For comparison, a 100-nA stimulus — a value large enough to be used when the electrode is treated as a boundary condition rather than as a physiological input — drove node 0 of the uncoupled fiber to +786 mV. Directly stimulated, the HH C-fiber rested at -65.00 mV and conducted at 0.45 m/s with an AP peak of 38.0 mV (Fig. 3b). The NavC C-fiber rested at -66.82 mV and conducted at 0.25 m/s, with an AP peak of 37.7 mV and APD</w:t>
       </w:r>
       <w:r>
         <w:rPr>
@@ -12814,13 +12884,13 @@
       </w:r>
     </w:p>
     <w:bookmarkEnd w:id="90"/>
-    <w:bookmarkStart w:id="91" w:name="the-earlier-full-length-geometry"/>
+    <w:bookmarkStart w:id="91" w:name="X8308cdac235aa385dae24616d62b92735321c83"/>
     <w:p>
       <w:pPr>
         <w:pStyle w:val="Heading3"/>
       </w:pPr>
       <w:r>
-        <w:t xml:space="preserve">3.9 The earlier full-length geometry</w:t>
+        <w:t xml:space="preserve">3.9 Stimulation inside the compartment: the extended-compartment configuration</w:t>
       </w:r>
     </w:p>
     <w:p>
@@ -12828,7 +12898,7 @@
         <w:pStyle w:val="FirstParagraph"/>
       </w:pPr>
       <w:r>
-        <w:t xml:space="preserve">To relate these results to the earlier version of this study, we repeated the synchronous sweep with the shared compartment spanning the whole cable, so that the Aβ electrode lies inside it (Fig. S2; Table S8). Two treatments of the electrode current were compared: returning it through the compartment, as the production model does, and omitting it from the extracellular source, as the earlier version did.</w:t>
+        <w:t xml:space="preserve">The production configuration keeps the stimulating electrode outside the restricted compartment, because an electrode inside it is not a physiological input. To show what that choice is worth, we repeated the synchronous sweep with the shared compartment spanning the whole cable, so that the Aβ electrode lies inside it (Fig. S2; Table S8). Two treatments of the electrode current were compared: returning it through the compartment, which is what current conservation requires, and omitting it from the extracellular source, which is the commoner simplification.</w:t>
       </w:r>
     </w:p>
     <w:p>
@@ -12852,7 +12922,7 @@
         <w:t xml:space="preserve"> </w:t>
       </w:r>
       <w:r>
-        <w:t xml:space="preserve">≤ 50 under either treatment, and the interior depolarizations matched the focal-lesion results (19.3 mV at most). With the earlier 100-nA stimulus the electrode site became non-physiological under both treatments, and C-fiber APs appeared there. Omitting the electrode current from the extracellular source, as the earlier version did, a propagating AP was launched at the stimulated end (z = 0) from</w:t>
+        <w:t xml:space="preserve">≤ 50 under either treatment, and the interior depolarizations matched the focal-lesion results (19.3 mV at most). With a 100-nA stimulus the electrode site became non-physiological under both treatments, and C-fiber APs appeared there. Omitting the electrode current from the extracellular source, a propagating AP was launched at the stimulated end (z = 0) from</w:t>
       </w:r>
       <w:r>
         <w:t xml:space="preserve"> </w:t>
@@ -12970,7 +13040,39 @@
         <w:t xml:space="preserve"> </w:t>
       </w:r>
       <w:r>
-        <w:t xml:space="preserve">= 25, omitted), 3 × the physiological stimulus used here. This is the spike that the earlier version recorded during its 100-Hz train. Either way, the phenomenon belongs to a suprathreshold electrode placed inside the extracellular compartment, not to ephaptic coupling between fibers.</w:t>
+        <w:t xml:space="preserve">= 25, omitted), 3 × the physiological stimulus used here. A 100-Hz train of five pulses through the same electrode adds nothing: it fires the C-fiber only where a single pulse already does (100 nA, HH,</w:t>
+      </w:r>
+      <w:r>
+        <w:t xml:space="preserve"> </w:t>
+      </w:r>
+      <w:r>
+        <w:rPr>
+          <w:i/>
+          <w:iCs/>
+        </w:rPr>
+        <w:t xml:space="preserve">n</w:t>
+      </w:r>
+      <w:r>
+        <w:t xml:space="preserve"> </w:t>
+      </w:r>
+      <w:r>
+        <w:t xml:space="preserve">≥ 25), and it does so within 0.05 ms of the</w:t>
+      </w:r>
+      <w:r>
+        <w:t xml:space="preserve"> </w:t>
+      </w:r>
+      <w:r>
+        <w:rPr>
+          <w:i/>
+          <w:iCs/>
+        </w:rPr>
+        <w:t xml:space="preserve">first</w:t>
+      </w:r>
+      <w:r>
+        <w:t xml:space="preserve"> </w:t>
+      </w:r>
+      <w:r>
+        <w:t xml:space="preserve">pulse, at the electrode (0.07 mm), not through accumulation over the train; with the physiological stimulus no train evoked a C-fiber AP. Either way, the phenomenon belongs to a suprathreshold electrode placed inside the extracellular compartment, not to ephaptic coupling between fibers.</w:t>
       </w:r>
     </w:p>
     <w:p>
@@ -12978,7 +13080,7 @@
         <w:pStyle w:val="BodyText"/>
       </w:pPr>
       <w:r>
-        <w:t xml:space="preserve">The same applies to the low-κ (κ = 3 × 10</w:t>
+        <w:t xml:space="preserve">The same configuration also accounts for threshold crossings at low κ (κ = 3 × 10</w:t>
       </w:r>
       <w:r>
         <w:rPr>
@@ -12999,7 +13101,7 @@
         <w:t xml:space="preserve">−2</w:t>
       </w:r>
       <w:r>
-        <w:t xml:space="preserve">) threshold crossings that the earlier version attributed to numerical instability. Propagating C-fiber APs occurred there only with the 100-nA electrode (100 nA, n = 1, omitted, A_e = 16 µm²; 100 nA, n = 25, omitted, A_e = 16 µm²; 100 nA, n = 25, omitted, A_e = 53 µm²; 100 nA, n = 25, returned, A_e = 16 µm²; 100 nA, n = 25, returned, A_e = 53 µm²), at the C-fiber conduction velocity (0.44 m/s from z = 0.29 mm); with a 2×-threshold stimulus no crossing occurred at that κ (largest interior depolarization 2.2 mV).</w:t>
+        <w:t xml:space="preserve">), which are easily mistaken for numerical instability. Propagating C-fiber APs occurred there only with the 100-nA electrode (100 nA, n = 1, omitted, A_e = 16 µm²; 100 nA, n = 25, omitted, A_e = 16 µm²; 100 nA, n = 25, omitted, A_e = 53 µm²; 100 nA, n = 25, returned, A_e = 16 µm²; 100 nA, n = 25, returned, A_e = 53 µm²), at the C-fiber conduction velocity (0.44 m/s from z = 0.29 mm); with a 2×-threshold stimulus no crossing occurred at that κ (largest interior depolarization 2.2 mV).</w:t>
       </w:r>
     </w:p>
     <w:bookmarkEnd w:id="91"/>
@@ -13367,7 +13469,7 @@
         <w:pStyle w:val="FirstParagraph"/>
       </w:pPr>
       <w:r>
-        <w:t xml:space="preserve">In the earlier version, a plateau of the multi-fiber response was attributed to shunting by the parallel axoplasmic conductance of the added fibers. That plateau was the time-step error of a lagged coupling scheme, whose magnitude grows with the fraction</w:t>
+        <w:t xml:space="preserve">A multi-fiber response computed with a lagged coupling scheme plateaus, and the plateau invites a physical reading: shunting by the parallel axoplasmic conductance of the added fibers. It is not one. The plateau is the scheme’s time-step error, whose magnitude grows with the fraction</w:t>
       </w:r>
       <w:r>
         <w:t xml:space="preserve"> </w:t>
@@ -13398,7 +13500,7 @@
         <w:t xml:space="preserve"> </w:t>
       </w:r>
       <w:r>
-        <w:t xml:space="preserve">of axial conductance carried by the Aβ fibers. With converged numerics the response keeps growing until the source fails. Two physical effects set the limit, and they are two sides of one mechanism. Packing more active fibers into a fixed extracellular cross-section raises the longitudinal resistance that each fiber’s return current must cross: this is what strengthens the coupling, and it is also what slows the Aβ action potential and finally blocks it inside the lesion. Because the equivalent formulation is a single fiber in a cross-section</w:t>
+        <w:t xml:space="preserve">of axial conductance carried by the Aβ fibers, and it disappears under refinement. With converged numerics the response keeps growing until the source fails. Two physical effects set the limit, and they are two sides of one mechanism. Packing more active fibers into a fixed extracellular cross-section raises the longitudinal resistance that each fiber’s return current must cross: this is what strengthens the coupling, and it is also what slows the Aβ action potential and finally blocks it inside the lesion. Because the equivalent formulation is a single fiber in a cross-section</w:t>
       </w:r>
       <w:r>
         <w:t xml:space="preserve"> </w:t>
@@ -13477,7 +13579,7 @@
         <w:t xml:space="preserve"> </w:t>
       </w:r>
       <w:r>
-        <w:t xml:space="preserve">= 25, and 1.5 ms removed 95 %. Natural tactile volleys arriving over millimetres of nerve after conduction over centimetres are unlikely to be that synchronous. Repetitive trains did not build up the response, because the C-fiber returns to rest between pulses and the extracellular compartment has no memory on the millisecond scale. The delayed spike that the earlier version recorded during a 100-Hz train was launched at a 100-nA electrode inside the compartment (Section 3.9).</w:t>
+        <w:t xml:space="preserve">= 25, and 1.5 ms removed 95 %. Natural tactile volleys arriving over millimetres of nerve after conduction over centimetres are unlikely to be that synchronous. Repetitive trains did not build up the response, because the C-fiber returns to rest between pulses and the extracellular compartment has no memory on the millisecond scale. A C-fiber spike during a 100-Hz train occurs only when the train is delivered through a 100-nA electrode inside the compartment, and then on the first pulse and at the electrode, so it is a property of the stimulation site rather than of the coupling or of the train (Section 3.9).</w:t>
       </w:r>
     </w:p>
     <w:bookmarkEnd w:id="96"/>
